--- a/Project Rooms/Estate Documents/outputs/word-conversions-no-signatures/23-06-21 Last Will and Testament - Wes Browning.docx
+++ b/Project Rooms/Estate Documents/outputs/word-conversions-no-signatures/23-06-21 Last Will and Testament - Wes Browning.docx
@@ -4,2302 +4,242 @@
   <w:body>
     <w:p>
       <w:pPr>
-        <w:spacing w:after="40" w:line="240" w:lineRule="auto"/>
+        <w:spacing w:before="0" w:after="0"/>
       </w:pPr>
       <w:r>
-        <w:rPr>
-          <w:rFonts w:ascii="Times New Roman" w:hAnsi="Times New Roman"/>
-          <w:sz w:val="22"/>
-        </w:rPr>
-        <w:t>Jast Will and estament</w:t>
-      </w:r>
-    </w:p>
-    <w:p/>
-    <w:p>
-      <w:pPr>
-        <w:spacing w:after="40" w:line="240" w:lineRule="auto"/>
-        <w:jc w:val="center"/>
-      </w:pPr>
-      <w:r>
-        <w:rPr>
-          <w:rFonts w:ascii="Times New Roman" w:hAnsi="Times New Roman"/>
-          <w:b/>
-          <w:sz w:val="22"/>
-        </w:rPr>
-        <w:t>OF</w:t>
-      </w:r>
-    </w:p>
-    <w:p/>
-    <w:p>
-      <w:pPr>
-        <w:spacing w:after="40" w:line="240" w:lineRule="auto"/>
-        <w:jc w:val="center"/>
-      </w:pPr>
-      <w:r>
-        <w:rPr>
-          <w:rFonts w:ascii="Times New Roman" w:hAnsi="Times New Roman"/>
-          <w:b/>
-          <w:sz w:val="22"/>
-        </w:rPr>
-        <w:t>WESLEYDALEBROWNING</w:t>
-      </w:r>
-    </w:p>
-    <w:p/>
-    <w:p>
-      <w:pPr>
-        <w:spacing w:after="40" w:line="240" w:lineRule="auto"/>
-      </w:pPr>
-      <w:r>
-        <w:rPr>
-          <w:rFonts w:ascii="Times New Roman" w:hAnsi="Times New Roman"/>
-          <w:sz w:val="22"/>
-        </w:rPr>
-        <w:t>I,WesleyDaleBrowning,ofWake County,North Carolina,declare this tobemyLast</w:t>
+        <w:drawing>
+          <wp:inline xmlns:a="http://schemas.openxmlformats.org/drawingml/2006/main" xmlns:pic="http://schemas.openxmlformats.org/drawingml/2006/picture">
+            <wp:extent cx="7315200" cy="9434333"/>
+            <wp:docPr id="1" name="Picture 1"/>
+            <wp:cNvGraphicFramePr>
+              <a:graphicFrameLocks noChangeAspect="1"/>
+            </wp:cNvGraphicFramePr>
+            <a:graphic>
+              <a:graphicData uri="http://schemas.openxmlformats.org/drawingml/2006/picture">
+                <pic:pic>
+                  <pic:nvPicPr>
+                    <pic:cNvPr id="0" name="image.png"/>
+                    <pic:cNvPicPr/>
+                  </pic:nvPicPr>
+                  <pic:blipFill>
+                    <a:blip r:embed="rId9"/>
+                    <a:stretch>
+                      <a:fillRect/>
+                    </a:stretch>
+                  </pic:blipFill>
+                  <pic:spPr>
+                    <a:xfrm>
+                      <a:off x="0" y="0"/>
+                      <a:ext cx="7315200" cy="9434333"/>
+                    </a:xfrm>
+                    <a:prstGeom prst="rect"/>
+                  </pic:spPr>
+                </pic:pic>
+              </a:graphicData>
+            </a:graphic>
+          </wp:inline>
+        </w:drawing>
       </w:r>
     </w:p>
     <w:p>
       <w:pPr>
-        <w:spacing w:after="40" w:line="240" w:lineRule="auto"/>
+        <w:sectPr>
+          <w:pgSz w:w="12240" w:h="15840"/>
+          <w:pgMar w:top="360" w:right="360" w:bottom="360" w:left="360" w:header="720" w:footer="720" w:gutter="0"/>
+          <w:cols w:space="720"/>
+          <w:docGrid w:linePitch="360"/>
+        </w:sectPr>
+      </w:pPr>
+    </w:p>
+    <w:p>
+      <w:pPr>
+        <w:spacing w:before="0" w:after="0"/>
       </w:pPr>
       <w:r>
-        <w:rPr>
-          <w:rFonts w:ascii="Times New Roman" w:hAnsi="Times New Roman"/>
-          <w:sz w:val="22"/>
-        </w:rPr>
-        <w:t>Will&amp;Testamentandrevoke allearlierwills andcodicils.</w:t>
-      </w:r>
-    </w:p>
-    <w:p/>
-    <w:p>
-      <w:pPr>
-        <w:spacing w:after="40" w:line="240" w:lineRule="auto"/>
-        <w:jc w:val="center"/>
-      </w:pPr>
-      <w:r>
-        <w:rPr>
-          <w:rFonts w:ascii="Times New Roman" w:hAnsi="Times New Roman"/>
-          <w:b/>
-          <w:sz w:val="22"/>
-        </w:rPr>
-        <w:t>ARTICLEI</w:t>
+        <w:drawing>
+          <wp:inline xmlns:a="http://schemas.openxmlformats.org/drawingml/2006/main" xmlns:pic="http://schemas.openxmlformats.org/drawingml/2006/picture">
+            <wp:extent cx="7315200" cy="9434333"/>
+            <wp:docPr id="2" name="Picture 2"/>
+            <wp:cNvGraphicFramePr>
+              <a:graphicFrameLocks noChangeAspect="1"/>
+            </wp:cNvGraphicFramePr>
+            <a:graphic>
+              <a:graphicData uri="http://schemas.openxmlformats.org/drawingml/2006/picture">
+                <pic:pic>
+                  <pic:nvPicPr>
+                    <pic:cNvPr id="0" name="image.png"/>
+                    <pic:cNvPicPr/>
+                  </pic:nvPicPr>
+                  <pic:blipFill>
+                    <a:blip r:embed="rId10"/>
+                    <a:stretch>
+                      <a:fillRect/>
+                    </a:stretch>
+                  </pic:blipFill>
+                  <pic:spPr>
+                    <a:xfrm>
+                      <a:off x="0" y="0"/>
+                      <a:ext cx="7315200" cy="9434333"/>
+                    </a:xfrm>
+                    <a:prstGeom prst="rect"/>
+                  </pic:spPr>
+                </pic:pic>
+              </a:graphicData>
+            </a:graphic>
+          </wp:inline>
+        </w:drawing>
       </w:r>
     </w:p>
     <w:p>
       <w:pPr>
-        <w:spacing w:after="40" w:line="240" w:lineRule="auto"/>
-        <w:jc w:val="center"/>
+        <w:sectPr>
+          <w:pgSz w:w="12240" w:h="15840"/>
+          <w:pgMar w:top="360" w:right="360" w:bottom="360" w:left="360" w:header="720" w:footer="720" w:gutter="0"/>
+          <w:cols w:space="720"/>
+          <w:docGrid w:linePitch="360"/>
+        </w:sectPr>
+      </w:pPr>
+    </w:p>
+    <w:p>
+      <w:pPr>
+        <w:spacing w:before="0" w:after="0"/>
       </w:pPr>
       <w:r>
-        <w:rPr>
-          <w:rFonts w:ascii="Times New Roman" w:hAnsi="Times New Roman"/>
-          <w:b/>
-          <w:sz w:val="22"/>
-        </w:rPr>
-        <w:t>DISPOSITIONOFESTATE</w:t>
-      </w:r>
-    </w:p>
-    <w:p/>
-    <w:p>
-      <w:pPr>
-        <w:spacing w:after="40" w:line="240" w:lineRule="auto"/>
-      </w:pPr>
-      <w:r>
-        <w:rPr>
-          <w:rFonts w:ascii="Times New Roman" w:hAnsi="Times New Roman"/>
-          <w:sz w:val="22"/>
-        </w:rPr>
-        <w:t>Specific Gift of Estate.I bequeath and devise mylog table,wherever located,tomy son,</w:t>
+        <w:drawing>
+          <wp:inline xmlns:a="http://schemas.openxmlformats.org/drawingml/2006/main" xmlns:pic="http://schemas.openxmlformats.org/drawingml/2006/picture">
+            <wp:extent cx="7315200" cy="9434333"/>
+            <wp:docPr id="3" name="Picture 3"/>
+            <wp:cNvGraphicFramePr>
+              <a:graphicFrameLocks noChangeAspect="1"/>
+            </wp:cNvGraphicFramePr>
+            <a:graphic>
+              <a:graphicData uri="http://schemas.openxmlformats.org/drawingml/2006/picture">
+                <pic:pic>
+                  <pic:nvPicPr>
+                    <pic:cNvPr id="0" name="image.png"/>
+                    <pic:cNvPicPr/>
+                  </pic:nvPicPr>
+                  <pic:blipFill>
+                    <a:blip r:embed="rId11"/>
+                    <a:stretch>
+                      <a:fillRect/>
+                    </a:stretch>
+                  </pic:blipFill>
+                  <pic:spPr>
+                    <a:xfrm>
+                      <a:off x="0" y="0"/>
+                      <a:ext cx="7315200" cy="9434333"/>
+                    </a:xfrm>
+                    <a:prstGeom prst="rect"/>
+                  </pic:spPr>
+                </pic:pic>
+              </a:graphicData>
+            </a:graphic>
+          </wp:inline>
+        </w:drawing>
       </w:r>
     </w:p>
     <w:p>
       <w:pPr>
-        <w:spacing w:after="40" w:line="240" w:lineRule="auto"/>
+        <w:sectPr>
+          <w:pgSz w:w="12240" w:h="15840"/>
+          <w:pgMar w:top="360" w:right="360" w:bottom="360" w:left="360" w:header="720" w:footer="720" w:gutter="0"/>
+          <w:cols w:space="720"/>
+          <w:docGrid w:linePitch="360"/>
+        </w:sectPr>
+      </w:pPr>
+    </w:p>
+    <w:p>
+      <w:pPr>
+        <w:spacing w:before="0" w:after="0"/>
       </w:pPr>
       <w:r>
-        <w:rPr>
-          <w:rFonts w:ascii="Times New Roman" w:hAnsi="Times New Roman"/>
-          <w:sz w:val="22"/>
-        </w:rPr>
-        <w:t>AndrewGrantBrowning,should hesurviveme.</w:t>
-      </w:r>
-    </w:p>
-    <w:p/>
-    <w:p>
-      <w:pPr>
-        <w:spacing w:after="40" w:line="240" w:lineRule="auto"/>
-      </w:pPr>
-      <w:r>
-        <w:rPr>
-          <w:rFonts w:ascii="Times New Roman" w:hAnsi="Times New Roman"/>
-          <w:sz w:val="22"/>
-        </w:rPr>
-        <w:t>Residual Gift of Estate.I bequeath and devise myresiduary estate,being all my real and</w:t>
+        <w:drawing>
+          <wp:inline xmlns:a="http://schemas.openxmlformats.org/drawingml/2006/main" xmlns:pic="http://schemas.openxmlformats.org/drawingml/2006/picture">
+            <wp:extent cx="7315200" cy="9434333"/>
+            <wp:docPr id="4" name="Picture 4"/>
+            <wp:cNvGraphicFramePr>
+              <a:graphicFrameLocks noChangeAspect="1"/>
+            </wp:cNvGraphicFramePr>
+            <a:graphic>
+              <a:graphicData uri="http://schemas.openxmlformats.org/drawingml/2006/picture">
+                <pic:pic>
+                  <pic:nvPicPr>
+                    <pic:cNvPr id="0" name="image.png"/>
+                    <pic:cNvPicPr/>
+                  </pic:nvPicPr>
+                  <pic:blipFill>
+                    <a:blip r:embed="rId12"/>
+                    <a:stretch>
+                      <a:fillRect/>
+                    </a:stretch>
+                  </pic:blipFill>
+                  <pic:spPr>
+                    <a:xfrm>
+                      <a:off x="0" y="0"/>
+                      <a:ext cx="7315200" cy="9434333"/>
+                    </a:xfrm>
+                    <a:prstGeom prst="rect"/>
+                  </pic:spPr>
+                </pic:pic>
+              </a:graphicData>
+            </a:graphic>
+          </wp:inline>
+        </w:drawing>
       </w:r>
     </w:p>
     <w:p>
       <w:pPr>
-        <w:spacing w:after="40" w:line="240" w:lineRule="auto"/>
+        <w:sectPr>
+          <w:pgSz w:w="12240" w:h="15840"/>
+          <w:pgMar w:top="360" w:right="360" w:bottom="360" w:left="360" w:header="720" w:footer="720" w:gutter="0"/>
+          <w:cols w:space="720"/>
+          <w:docGrid w:linePitch="360"/>
+        </w:sectPr>
       </w:pPr>
-      <w:r>
-        <w:rPr>
-          <w:rFonts w:ascii="Times New Roman" w:hAnsi="Times New Roman"/>
-          <w:sz w:val="22"/>
-        </w:rPr>
-        <w:t>personalproperty,whereverlocated,nototherwise effectivelydisposedof,butwithout</w:t>
-      </w:r>
     </w:p>
     <w:p>
       <w:pPr>
-        <w:spacing w:after="40" w:line="240" w:lineRule="auto"/>
+        <w:spacing w:before="0" w:after="0"/>
       </w:pPr>
       <w:r>
-        <w:rPr>
-          <w:rFonts w:ascii="Times New Roman" w:hAnsi="Times New Roman"/>
-          <w:sz w:val="22"/>
-        </w:rPr>
-        <w:t>exercising anypowerof appointmentoverpropertywhichImayhave,tomywife,Jeanette</w:t>
-      </w:r>
-    </w:p>
-    <w:p>
-      <w:pPr>
-        <w:spacing w:after="40" w:line="240" w:lineRule="auto"/>
-      </w:pPr>
-      <w:r>
-        <w:rPr>
-          <w:rFonts w:ascii="Times New Roman" w:hAnsi="Times New Roman"/>
-          <w:sz w:val="22"/>
-        </w:rPr>
-        <w:t>WilsonHollinger,houldshesurvivemehcostsfsaguardingnsuringackingtorin</w:t>
-      </w:r>
-    </w:p>
-    <w:p/>
-    <w:p>
-      <w:pPr>
-        <w:spacing w:after="40" w:line="240" w:lineRule="auto"/>
-      </w:pPr>
-      <w:r>
-        <w:rPr>
-          <w:rFonts w:ascii="Times New Roman" w:hAnsi="Times New Roman"/>
-          <w:sz w:val="22"/>
-        </w:rPr>
-        <w:t>frommy estate as expenses of administration.</w:t>
-      </w:r>
-    </w:p>
-    <w:p/>
-    <w:p>
-      <w:pPr>
-        <w:spacing w:after="40" w:line="240" w:lineRule="auto"/>
-      </w:pPr>
-      <w:r>
-        <w:rPr>
-          <w:rFonts w:ascii="Times New Roman" w:hAnsi="Times New Roman"/>
-          <w:sz w:val="22"/>
-        </w:rPr>
-        <w:t>If myhusband,JeanetteWilsonHollinger,predeceasesme,thenIgivemyresiduary</w:t>
-      </w:r>
-    </w:p>
-    <w:p>
-      <w:pPr>
-        <w:spacing w:after="40" w:line="240" w:lineRule="auto"/>
-      </w:pPr>
-      <w:r>
-        <w:rPr>
-          <w:rFonts w:ascii="Times New Roman" w:hAnsi="Times New Roman"/>
-          <w:sz w:val="22"/>
-        </w:rPr>
-        <w:t>estate,beingallmyrealandersonalproperty,whereverlocated,nototherwiseeffectively</w:t>
-      </w:r>
-    </w:p>
-    <w:p>
-      <w:pPr>
-        <w:spacing w:after="40" w:line="240" w:lineRule="auto"/>
-      </w:pPr>
-      <w:r>
-        <w:rPr>
-          <w:rFonts w:ascii="Times New Roman" w:hAnsi="Times New Roman"/>
-          <w:sz w:val="22"/>
-        </w:rPr>
-        <w:t>disposed of,but without exercising any power of appointment over property which I may have,</w:t>
-      </w:r>
-    </w:p>
-    <w:p>
-      <w:pPr>
-        <w:spacing w:after="40" w:line="240" w:lineRule="auto"/>
-      </w:pPr>
-      <w:r>
-        <w:rPr>
-          <w:rFonts w:ascii="Times New Roman" w:hAnsi="Times New Roman"/>
-          <w:sz w:val="22"/>
-        </w:rPr>
-        <w:t>to theBrowningFamilyRevocable Trust.</w:t>
-      </w:r>
-    </w:p>
-    <w:p/>
-    <w:p>
-      <w:pPr>
-        <w:spacing w:after="40" w:line="240" w:lineRule="auto"/>
-        <w:jc w:val="center"/>
-      </w:pPr>
-      <w:r>
-        <w:rPr>
-          <w:rFonts w:ascii="Times New Roman" w:hAnsi="Times New Roman"/>
-          <w:b/>
-          <w:sz w:val="22"/>
-        </w:rPr>
-        <w:t>ARTICLEII</w:t>
-      </w:r>
-    </w:p>
-    <w:p>
-      <w:pPr>
-        <w:spacing w:after="40" w:line="240" w:lineRule="auto"/>
-        <w:jc w:val="center"/>
-      </w:pPr>
-      <w:r>
-        <w:rPr>
-          <w:rFonts w:ascii="Times New Roman" w:hAnsi="Times New Roman"/>
-          <w:b/>
-          <w:sz w:val="22"/>
-        </w:rPr>
-        <w:t>PAYMENTOFDEBTS,EXPENSESANDDEATHTAXES</w:t>
-      </w:r>
-    </w:p>
-    <w:p/>
-    <w:p>
-      <w:pPr>
-        <w:spacing w:after="40" w:line="240" w:lineRule="auto"/>
-        <w:jc w:val="center"/>
-      </w:pPr>
-      <w:r>
-        <w:rPr>
-          <w:rFonts w:ascii="Times New Roman" w:hAnsi="Times New Roman"/>
-          <w:b/>
-          <w:sz w:val="22"/>
-        </w:rPr>
-        <w:t>A.</w:t>
-      </w:r>
-    </w:p>
-    <w:p>
-      <w:pPr>
-        <w:spacing w:after="40" w:line="240" w:lineRule="auto"/>
-      </w:pPr>
-      <w:r>
-        <w:rPr>
-          <w:rFonts w:ascii="Times New Roman" w:hAnsi="Times New Roman"/>
-          <w:sz w:val="22"/>
-        </w:rPr>
-        <w:t>Payment of Debts andExpenses.After the allotment of any special exempt</w:t>
-      </w:r>
-    </w:p>
-    <w:p>
-      <w:pPr>
-        <w:spacing w:after="40" w:line="240" w:lineRule="auto"/>
-      </w:pPr>
-      <w:r>
-        <w:rPr>
-          <w:rFonts w:ascii="Times New Roman" w:hAnsi="Times New Roman"/>
-          <w:sz w:val="22"/>
-        </w:rPr>
-        <w:t>allowances,Idirect that allmyjust debts,healthcareexpenses,uneral expenses and the</w:t>
-      </w:r>
-    </w:p>
-    <w:p>
-      <w:pPr>
-        <w:spacing w:after="40" w:line="240" w:lineRule="auto"/>
-      </w:pPr>
-      <w:r>
-        <w:rPr>
-          <w:rFonts w:ascii="Times New Roman" w:hAnsi="Times New Roman"/>
-          <w:sz w:val="22"/>
-        </w:rPr>
-        <w:t>administration expenses ofmyestate shall bepaidout of myresiduaryestate.</w:t>
-      </w:r>
-    </w:p>
-    <w:p/>
-    <w:p>
-      <w:pPr>
-        <w:spacing w:after="40" w:line="240" w:lineRule="auto"/>
-        <w:jc w:val="center"/>
-      </w:pPr>
-      <w:r>
-        <w:rPr>
-          <w:rFonts w:ascii="Times New Roman" w:hAnsi="Times New Roman"/>
-          <w:b/>
-          <w:sz w:val="22"/>
-        </w:rPr>
-        <w:t>B.</w:t>
-      </w:r>
-    </w:p>
-    <w:p>
-      <w:pPr>
-        <w:spacing w:after="40" w:line="240" w:lineRule="auto"/>
-      </w:pPr>
-      <w:r>
-        <w:rPr>
-          <w:rFonts w:ascii="Times New Roman" w:hAnsi="Times New Roman"/>
-          <w:sz w:val="22"/>
-        </w:rPr>
-        <w:t>Paymentof DeathTaxes.Alldeath taxes(other thandeath taxeswhicharepaid</w:t>
-      </w:r>
-    </w:p>
-    <w:p>
-      <w:pPr>
-        <w:spacing w:after="40" w:line="240" w:lineRule="auto"/>
-      </w:pPr>
-      <w:r>
-        <w:rPr>
-          <w:rFonts w:ascii="Times New Roman" w:hAnsi="Times New Roman"/>
-          <w:sz w:val="22"/>
-        </w:rPr>
-        <w:t>from propertypassing outside of this will pursuant to the terms of the governing instrument)</w:t>
-      </w:r>
-    </w:p>
-    <w:p>
-      <w:pPr>
-        <w:spacing w:after="40" w:line="240" w:lineRule="auto"/>
-      </w:pPr>
-      <w:r>
-        <w:rPr>
-          <w:rFonts w:ascii="Times New Roman" w:hAnsi="Times New Roman"/>
-          <w:sz w:val="22"/>
-        </w:rPr>
-        <w:t>shallbe paid out of myresiduary estate as an administrationexpense and shall notbecharged</w:t>
-      </w:r>
-    </w:p>
-    <w:p>
-      <w:pPr>
-        <w:spacing w:after="40" w:line="240" w:lineRule="auto"/>
-      </w:pPr>
-      <w:r>
-        <w:rPr>
-          <w:rFonts w:ascii="Times New Roman" w:hAnsi="Times New Roman"/>
-          <w:sz w:val="22"/>
-        </w:rPr>
-        <w:t>against orrecoveredfrom anyrecipient orbeneficiary of thepropertytaxed,except thatmy</w:t>
-      </w:r>
-    </w:p>
-    <w:p>
-      <w:pPr>
-        <w:spacing w:after="40" w:line="240" w:lineRule="auto"/>
-      </w:pPr>
-      <w:r>
-        <w:rPr>
-          <w:rFonts w:ascii="Times New Roman" w:hAnsi="Times New Roman"/>
-          <w:sz w:val="22"/>
-        </w:rPr>
-        <w:t>Executor shall recoveras provided by law any death tax atributable toproperty (i) overwhichI</w:t>
-      </w:r>
-    </w:p>
-    <w:p>
-      <w:pPr>
-        <w:spacing w:after="40" w:line="240" w:lineRule="auto"/>
-      </w:pPr>
-      <w:r>
-        <w:rPr>
-          <w:rFonts w:ascii="Times New Roman" w:hAnsi="Times New Roman"/>
-          <w:sz w:val="22"/>
-        </w:rPr>
-        <w:t>have a power of appointment,(i) in whichI have a qualifying income interest for life or(i) in</w:t>
-      </w:r>
-    </w:p>
-    <w:p/>
-    <w:p>
-      <w:pPr>
-        <w:spacing w:after="40" w:line="240" w:lineRule="auto"/>
-      </w:pPr>
-      <w:r>
-        <w:rPr>
-          <w:rFonts w:ascii="Times New Roman" w:hAnsi="Times New Roman"/>
-          <w:sz w:val="22"/>
-        </w:rPr>
-        <w:t>LastWill andTestamentofWesleyDaleBrowning</w:t>
-      </w:r>
-    </w:p>
-    <w:p>
-      <w:pPr>
-        <w:spacing w:after="40" w:line="240" w:lineRule="auto"/>
-      </w:pPr>
-      <w:r>
-        <w:rPr>
-          <w:rFonts w:ascii="Times New Roman" w:hAnsi="Times New Roman"/>
-          <w:sz w:val="22"/>
-        </w:rPr>
-        <w:t>Page 1 of 5 Pages</w:t>
-      </w:r>
-    </w:p>
-    <w:p>
-      <w:r>
-        <w:br w:type="page"/>
-      </w:r>
-    </w:p>
-    <w:p>
-      <w:pPr>
-        <w:spacing w:after="40" w:line="240" w:lineRule="auto"/>
-      </w:pPr>
-      <w:r>
-        <w:rPr>
-          <w:rFonts w:ascii="Times New Roman" w:hAnsi="Times New Roman"/>
-          <w:sz w:val="22"/>
-        </w:rPr>
-        <w:t>whichIhave a retained interestforlifetothe extent that anydeath taxrecoverablebylawis not</w:t>
-      </w:r>
-    </w:p>
-    <w:p>
-      <w:pPr>
-        <w:spacing w:after="40" w:line="240" w:lineRule="auto"/>
-      </w:pPr>
-      <w:r>
-        <w:rPr>
-          <w:rFonts w:ascii="Times New Roman" w:hAnsi="Times New Roman"/>
-          <w:sz w:val="22"/>
-        </w:rPr>
-        <w:t>otherwisepaidout of suchproperty.</w:t>
-      </w:r>
-    </w:p>
-    <w:p/>
-    <w:p>
-      <w:pPr>
-        <w:spacing w:after="40" w:line="240" w:lineRule="auto"/>
-        <w:jc w:val="center"/>
-      </w:pPr>
-      <w:r>
-        <w:rPr>
-          <w:rFonts w:ascii="Times New Roman" w:hAnsi="Times New Roman"/>
-          <w:b/>
-          <w:sz w:val="22"/>
-        </w:rPr>
-        <w:t>ARTICLEIII</w:t>
-      </w:r>
-    </w:p>
-    <w:p>
-      <w:pPr>
-        <w:spacing w:after="40" w:line="240" w:lineRule="auto"/>
-        <w:jc w:val="center"/>
-      </w:pPr>
-      <w:r>
-        <w:rPr>
-          <w:rFonts w:ascii="Times New Roman" w:hAnsi="Times New Roman"/>
-          <w:b/>
-          <w:sz w:val="22"/>
-        </w:rPr>
-        <w:t>THEEXECUTOR</w:t>
-      </w:r>
-    </w:p>
-    <w:p/>
-    <w:p>
-      <w:pPr>
-        <w:spacing w:after="40" w:line="240" w:lineRule="auto"/>
-      </w:pPr>
-      <w:r>
-        <w:rPr>
-          <w:rFonts w:ascii="Times New Roman" w:hAnsi="Times New Roman"/>
-          <w:sz w:val="22"/>
-        </w:rPr>
-        <w:t>A.Appointment of Executor.I appoint one of the following to be myExecutor,each</w:t>
-      </w:r>
-    </w:p>
-    <w:p>
-      <w:pPr>
-        <w:spacing w:after="40" w:line="240" w:lineRule="auto"/>
-      </w:pPr>
-      <w:r>
-        <w:rPr>
-          <w:rFonts w:ascii="Times New Roman" w:hAnsi="Times New Roman"/>
-          <w:sz w:val="22"/>
-        </w:rPr>
-        <w:t>to act alone and successively in the order named:my wife,JeanetteWilson Hollinger;and my</w:t>
-      </w:r>
-    </w:p>
-    <w:p>
-      <w:pPr>
-        <w:spacing w:after="40" w:line="240" w:lineRule="auto"/>
-      </w:pPr>
-      <w:r>
-        <w:rPr>
-          <w:rFonts w:ascii="Times New Roman" w:hAnsi="Times New Roman"/>
-          <w:sz w:val="22"/>
-        </w:rPr>
-        <w:t>daughter,OliviaAshleyMorello.Ifit becomesnecessaryforarepresentativeof myestate to</w:t>
-      </w:r>
-    </w:p>
-    <w:p>
-      <w:pPr>
-        <w:spacing w:after="40" w:line="240" w:lineRule="auto"/>
-      </w:pPr>
-      <w:r>
-        <w:rPr>
-          <w:rFonts w:ascii="Times New Roman" w:hAnsi="Times New Roman"/>
-          <w:sz w:val="22"/>
-        </w:rPr>
-        <w:t>qualifyin anyjurisdiction other than theState of NorthCarolina inwhichmyExecutor shall be</w:t>
-      </w:r>
-    </w:p>
-    <w:p>
-      <w:pPr>
-        <w:spacing w:after="40" w:line="240" w:lineRule="auto"/>
-      </w:pPr>
-      <w:r>
-        <w:rPr>
-          <w:rFonts w:ascii="Times New Roman" w:hAnsi="Times New Roman"/>
-          <w:sz w:val="22"/>
-        </w:rPr>
-        <w:t>unableorunwillingtoqualifyasExecutor,thenmyExecutor shall havetherightto appoint an</w:t>
-      </w:r>
-    </w:p>
-    <w:p>
-      <w:pPr>
-        <w:spacing w:after="40" w:line="240" w:lineRule="auto"/>
-      </w:pPr>
-      <w:r>
-        <w:rPr>
-          <w:rFonts w:ascii="Times New Roman" w:hAnsi="Times New Roman"/>
-          <w:sz w:val="22"/>
-        </w:rPr>
-        <w:t>individual or corporate representative of my estate in such jurisdiction.</w:t>
-      </w:r>
-    </w:p>
-    <w:p/>
-    <w:p>
-      <w:pPr>
-        <w:spacing w:after="40" w:line="240" w:lineRule="auto"/>
-        <w:jc w:val="center"/>
-      </w:pPr>
-      <w:r>
-        <w:rPr>
-          <w:rFonts w:ascii="Times New Roman" w:hAnsi="Times New Roman"/>
-          <w:b/>
-          <w:sz w:val="22"/>
-        </w:rPr>
-        <w:t>B.</w:t>
-      </w:r>
-    </w:p>
-    <w:p>
-      <w:pPr>
-        <w:spacing w:after="40" w:line="240" w:lineRule="auto"/>
-      </w:pPr>
-      <w:r>
-        <w:rPr>
-          <w:rFonts w:ascii="Times New Roman" w:hAnsi="Times New Roman"/>
-          <w:sz w:val="22"/>
-        </w:rPr>
-        <w:t>WaiverofBond and CourtSupervision.Nobondor othersecurityshallbe</w:t>
-      </w:r>
-    </w:p>
-    <w:p>
-      <w:pPr>
-        <w:spacing w:after="40" w:line="240" w:lineRule="auto"/>
-      </w:pPr>
-      <w:r>
-        <w:rPr>
-          <w:rFonts w:ascii="Times New Roman" w:hAnsi="Times New Roman"/>
-          <w:sz w:val="22"/>
-        </w:rPr>
-        <w:t>required from anyfiduciary.Anyfiduciarymay act without qualifying before any court orfiling</w:t>
-      </w:r>
-    </w:p>
-    <w:p>
-      <w:pPr>
-        <w:spacing w:after="40" w:line="240" w:lineRule="auto"/>
-      </w:pPr>
-      <w:r>
-        <w:rPr>
-          <w:rFonts w:ascii="Times New Roman" w:hAnsi="Times New Roman"/>
-          <w:sz w:val="22"/>
-        </w:rPr>
-        <w:t>with any court any inventory,accountingor otherreport relating tothe administration of my</w:t>
-      </w:r>
-    </w:p>
-    <w:p>
-      <w:pPr>
-        <w:spacing w:after="40" w:line="240" w:lineRule="auto"/>
-      </w:pPr>
-      <w:r>
-        <w:rPr>
-          <w:rFonts w:ascii="Times New Roman" w:hAnsi="Times New Roman"/>
-          <w:sz w:val="22"/>
-        </w:rPr>
-        <w:t>estateor any trust unlessotherwiserequiredbylawtodoso.</w:t>
-      </w:r>
-    </w:p>
-    <w:p/>
-    <w:p>
-      <w:pPr>
-        <w:spacing w:after="40" w:line="240" w:lineRule="auto"/>
-        <w:jc w:val="center"/>
-      </w:pPr>
-      <w:r>
-        <w:rPr>
-          <w:rFonts w:ascii="Times New Roman" w:hAnsi="Times New Roman"/>
-          <w:b/>
-          <w:sz w:val="22"/>
-        </w:rPr>
-        <w:t>C.</w:t>
-      </w:r>
-    </w:p>
-    <w:p>
-      <w:pPr>
-        <w:spacing w:after="40" w:line="240" w:lineRule="auto"/>
-      </w:pPr>
-      <w:r>
-        <w:rPr>
-          <w:rFonts w:ascii="Times New Roman" w:hAnsi="Times New Roman"/>
-          <w:sz w:val="22"/>
-        </w:rPr>
-        <w:t>Compensation of Executor.Anindividualfiduciarymayreceive that</w:t>
-      </w:r>
-    </w:p>
-    <w:p>
-      <w:pPr>
-        <w:spacing w:after="40" w:line="240" w:lineRule="auto"/>
-      </w:pPr>
-      <w:r>
-        <w:rPr>
-          <w:rFonts w:ascii="Times New Roman" w:hAnsi="Times New Roman"/>
-          <w:sz w:val="22"/>
-        </w:rPr>
-        <w:t>compensationforsuchfiduciary'sserviceswhichis allowed bylaw at thetimetheservices under</w:t>
-      </w:r>
-    </w:p>
-    <w:p>
-      <w:pPr>
-        <w:spacing w:after="40" w:line="240" w:lineRule="auto"/>
-      </w:pPr>
-      <w:r>
-        <w:rPr>
-          <w:rFonts w:ascii="Times New Roman" w:hAnsi="Times New Roman"/>
-          <w:sz w:val="22"/>
-        </w:rPr>
-        <w:t>this will are rendered.A corporate fiduciary may receive compensationfor its services in</w:t>
-      </w:r>
-    </w:p>
-    <w:p>
-      <w:pPr>
-        <w:spacing w:after="40" w:line="240" w:lineRule="auto"/>
-      </w:pPr>
-      <w:r>
-        <w:rPr>
-          <w:rFonts w:ascii="Times New Roman" w:hAnsi="Times New Roman"/>
-          <w:sz w:val="22"/>
-        </w:rPr>
-        <w:t>accordance withits published schedule offeesineffect at the time theservicesunder thiswill</w:t>
-      </w:r>
-    </w:p>
-    <w:p>
-      <w:pPr>
-        <w:spacing w:after="40" w:line="240" w:lineRule="auto"/>
-      </w:pPr>
-      <w:r>
-        <w:rPr>
-          <w:rFonts w:ascii="Times New Roman" w:hAnsi="Times New Roman"/>
-          <w:sz w:val="22"/>
-        </w:rPr>
-        <w:t>are rendered.</w:t>
-      </w:r>
-    </w:p>
-    <w:p/>
-    <w:p>
-      <w:pPr>
-        <w:spacing w:after="40" w:line="240" w:lineRule="auto"/>
-        <w:jc w:val="center"/>
-      </w:pPr>
-      <w:r>
-        <w:rPr>
-          <w:rFonts w:ascii="Times New Roman" w:hAnsi="Times New Roman"/>
-          <w:b/>
-          <w:sz w:val="22"/>
-        </w:rPr>
-        <w:t>ARTICLEIV</w:t>
-      </w:r>
-    </w:p>
-    <w:p>
-      <w:pPr>
-        <w:spacing w:after="40" w:line="240" w:lineRule="auto"/>
-        <w:jc w:val="center"/>
-      </w:pPr>
-      <w:r>
-        <w:rPr>
-          <w:rFonts w:ascii="Times New Roman" w:hAnsi="Times New Roman"/>
-          <w:b/>
-          <w:sz w:val="22"/>
-        </w:rPr>
-        <w:t>ADMINISTRATIVEPOWERSOFTHEEXECUTOR</w:t>
-      </w:r>
-    </w:p>
-    <w:p/>
-    <w:p>
-      <w:pPr>
-        <w:spacing w:after="40" w:line="240" w:lineRule="auto"/>
-      </w:pPr>
-      <w:r>
-        <w:rPr>
-          <w:rFonts w:ascii="Times New Roman" w:hAnsi="Times New Roman"/>
-          <w:sz w:val="22"/>
-        </w:rPr>
-        <w:t>Itismyintentionthatinadditiontoallotherpowersconferredbylaworelsewhereinthis</w:t>
-      </w:r>
-    </w:p>
-    <w:p>
-      <w:pPr>
-        <w:spacing w:after="40" w:line="240" w:lineRule="auto"/>
-      </w:pPr>
-      <w:r>
-        <w:rPr>
-          <w:rFonts w:ascii="Times New Roman" w:hAnsi="Times New Roman"/>
-          <w:sz w:val="22"/>
-        </w:rPr>
-        <w:t>will(i)myPersonalRepresentative shall have all the powers and authority conferred upon</w:t>
-      </w:r>
-    </w:p>
-    <w:p>
-      <w:pPr>
-        <w:spacing w:after="40" w:line="240" w:lineRule="auto"/>
-      </w:pPr>
-      <w:r>
-        <w:rPr>
-          <w:rFonts w:ascii="Times New Roman" w:hAnsi="Times New Roman"/>
-          <w:sz w:val="22"/>
-        </w:rPr>
-        <w:t>personalrepresentativesbyArticle13ofChapter28AoftheGeneralStatutesofNorthCarolina.</w:t>
-      </w:r>
-    </w:p>
-    <w:p/>
-    <w:p>
-      <w:pPr>
-        <w:spacing w:after="40" w:line="240" w:lineRule="auto"/>
-        <w:jc w:val="center"/>
-      </w:pPr>
-      <w:r>
-        <w:rPr>
-          <w:rFonts w:ascii="Times New Roman" w:hAnsi="Times New Roman"/>
-          <w:b/>
-          <w:sz w:val="22"/>
-        </w:rPr>
-        <w:t>ARTICLEV</w:t>
-      </w:r>
-    </w:p>
-    <w:p>
-      <w:pPr>
-        <w:spacing w:after="40" w:line="240" w:lineRule="auto"/>
-        <w:jc w:val="center"/>
-      </w:pPr>
-      <w:r>
-        <w:rPr>
-          <w:rFonts w:ascii="Times New Roman" w:hAnsi="Times New Roman"/>
-          <w:b/>
-          <w:sz w:val="22"/>
-        </w:rPr>
-        <w:t>PRESUMPTIONOFSURVIVORSHIP</w:t>
-      </w:r>
-    </w:p>
-    <w:p/>
-    <w:p>
-      <w:pPr>
-        <w:spacing w:after="40" w:line="240" w:lineRule="auto"/>
-      </w:pPr>
-      <w:r>
-        <w:rPr>
-          <w:rFonts w:ascii="Times New Roman" w:hAnsi="Times New Roman"/>
-          <w:sz w:val="22"/>
-        </w:rPr>
-        <w:t>Forpurposes ofthiswill,(i)ifanybeneficiaryunder thiswill and I shoulddieunder such</w:t>
-      </w:r>
-    </w:p>
-    <w:p>
-      <w:pPr>
-        <w:spacing w:after="40" w:line="240" w:lineRule="auto"/>
-      </w:pPr>
-      <w:r>
-        <w:rPr>
-          <w:rFonts w:ascii="Times New Roman" w:hAnsi="Times New Roman"/>
-          <w:sz w:val="22"/>
-        </w:rPr>
-        <w:t>circumstances that there is uncertainty as to which person predeceased the other,it shall be</w:t>
-      </w:r>
-    </w:p>
-    <w:p>
-      <w:pPr>
-        <w:spacing w:after="40" w:line="240" w:lineRule="auto"/>
-      </w:pPr>
-      <w:r>
-        <w:rPr>
-          <w:rFonts w:ascii="Times New Roman" w:hAnsi="Times New Roman"/>
-          <w:sz w:val="22"/>
-        </w:rPr>
-        <w:t>conclusivelypresumed that suchbeneficiarypredeceasedme and(i)if anyissue of mine should</w:t>
-      </w:r>
-    </w:p>
-    <w:p>
-      <w:pPr>
-        <w:spacing w:after="40" w:line="240" w:lineRule="auto"/>
-      </w:pPr>
-      <w:r>
-        <w:rPr>
-          <w:rFonts w:ascii="Times New Roman" w:hAnsi="Times New Roman"/>
-          <w:sz w:val="22"/>
-        </w:rPr>
-        <w:t>diewithina periodof onehundred twenty(120)hours after the date of mydeath,it shall be</w:t>
-      </w:r>
-    </w:p>
-    <w:p>
-      <w:pPr>
-        <w:spacing w:after="40" w:line="240" w:lineRule="auto"/>
-      </w:pPr>
-      <w:r>
-        <w:rPr>
-          <w:rFonts w:ascii="Times New Roman" w:hAnsi="Times New Roman"/>
-          <w:sz w:val="22"/>
-        </w:rPr>
-        <w:t>conclusivelypresumed thatsuchissuepredeceasedme.</w:t>
-      </w:r>
-    </w:p>
-    <w:p/>
-    <w:p>
-      <w:pPr>
-        <w:spacing w:after="40" w:line="240" w:lineRule="auto"/>
-      </w:pPr>
-      <w:r>
-        <w:rPr>
-          <w:rFonts w:ascii="Times New Roman" w:hAnsi="Times New Roman"/>
-          <w:sz w:val="22"/>
-        </w:rPr>
-        <w:t>Last Will andTestament ofWesley DaleBrowning</w:t>
-      </w:r>
-    </w:p>
-    <w:p>
-      <w:pPr>
-        <w:spacing w:after="40" w:line="240" w:lineRule="auto"/>
-      </w:pPr>
-      <w:r>
-        <w:rPr>
-          <w:rFonts w:ascii="Times New Roman" w:hAnsi="Times New Roman"/>
-          <w:sz w:val="22"/>
-        </w:rPr>
-        <w:t>Page 2 of 5 Pages</w:t>
-      </w:r>
-    </w:p>
-    <w:p>
-      <w:r>
-        <w:br w:type="page"/>
-      </w:r>
-    </w:p>
-    <w:p>
-      <w:pPr>
-        <w:spacing w:after="40" w:line="240" w:lineRule="auto"/>
-        <w:jc w:val="center"/>
-      </w:pPr>
-      <w:r>
-        <w:rPr>
-          <w:rFonts w:ascii="Times New Roman" w:hAnsi="Times New Roman"/>
-          <w:b/>
-          <w:sz w:val="22"/>
-        </w:rPr>
-        <w:t>ARTICLEVI</w:t>
-      </w:r>
-    </w:p>
-    <w:p>
-      <w:pPr>
-        <w:spacing w:after="40" w:line="240" w:lineRule="auto"/>
-        <w:jc w:val="center"/>
-      </w:pPr>
-      <w:r>
-        <w:rPr>
-          <w:rFonts w:ascii="Times New Roman" w:hAnsi="Times New Roman"/>
-          <w:b/>
-          <w:sz w:val="22"/>
-        </w:rPr>
-        <w:t>SAVINGSCLAUSE</w:t>
-      </w:r>
-    </w:p>
-    <w:p/>
-    <w:p>
-      <w:pPr>
-        <w:spacing w:after="40" w:line="240" w:lineRule="auto"/>
-      </w:pPr>
-      <w:r>
-        <w:rPr>
-          <w:rFonts w:ascii="Times New Roman" w:hAnsi="Times New Roman"/>
-          <w:sz w:val="22"/>
-        </w:rPr>
-        <w:t>If a court of competentjurisdiction at anytime invalidates orfind unenforceable any</w:t>
-      </w:r>
-    </w:p>
-    <w:p>
-      <w:pPr>
-        <w:spacing w:after="40" w:line="240" w:lineRule="auto"/>
-      </w:pPr>
-      <w:r>
-        <w:rPr>
-          <w:rFonts w:ascii="Times New Roman" w:hAnsi="Times New Roman"/>
-          <w:sz w:val="22"/>
-        </w:rPr>
-        <w:t>provisionof thisWill,suchinvalidationwill not invalidate thewhole of thisWill.Allof the</w:t>
-      </w:r>
-    </w:p>
-    <w:p>
-      <w:pPr>
-        <w:spacing w:after="40" w:line="240" w:lineRule="auto"/>
-      </w:pPr>
-      <w:r>
-        <w:rPr>
-          <w:rFonts w:ascii="Times New Roman" w:hAnsi="Times New Roman"/>
-          <w:sz w:val="22"/>
-        </w:rPr>
-        <w:t>remaining provisions will be undisturbed as to theirlegalforce andeffect.Ifa court finds that an</w:t>
-      </w:r>
-    </w:p>
-    <w:p>
-      <w:pPr>
-        <w:spacing w:after="40" w:line="240" w:lineRule="auto"/>
-      </w:pPr>
-      <w:r>
-        <w:rPr>
-          <w:rFonts w:ascii="Times New Roman" w:hAnsi="Times New Roman"/>
-          <w:sz w:val="22"/>
-        </w:rPr>
-        <w:t>invalidatedorunenforceableprovisionwouldbecomevalidifitwerelimited，thensuch</w:t>
-      </w:r>
-    </w:p>
-    <w:p>
-      <w:pPr>
-        <w:spacing w:after="40" w:line="240" w:lineRule="auto"/>
-      </w:pPr>
-      <w:r>
-        <w:rPr>
-          <w:rFonts w:ascii="Times New Roman" w:hAnsi="Times New Roman"/>
-          <w:sz w:val="22"/>
-        </w:rPr>
-        <w:t>provision will be deemed to be written, deemed,construed, and enforced as so limited.</w:t>
-      </w:r>
-    </w:p>
-    <w:p/>
-    <w:p>
-      <w:pPr>
-        <w:spacing w:after="40" w:line="240" w:lineRule="auto"/>
-        <w:jc w:val="center"/>
-      </w:pPr>
-      <w:r>
-        <w:rPr>
-          <w:rFonts w:ascii="Times New Roman" w:hAnsi="Times New Roman"/>
-          <w:b/>
-          <w:sz w:val="22"/>
-        </w:rPr>
-        <w:t>ARTICLEVII</w:t>
-      </w:r>
-    </w:p>
-    <w:p>
-      <w:pPr>
-        <w:spacing w:after="40" w:line="240" w:lineRule="auto"/>
-        <w:jc w:val="center"/>
-      </w:pPr>
-      <w:r>
-        <w:rPr>
-          <w:rFonts w:ascii="Times New Roman" w:hAnsi="Times New Roman"/>
-          <w:b/>
-          <w:sz w:val="22"/>
-        </w:rPr>
-        <w:t>CONTESTEDWILL</w:t>
-      </w:r>
-    </w:p>
-    <w:p/>
-    <w:p>
-      <w:pPr>
-        <w:spacing w:after="40" w:line="240" w:lineRule="auto"/>
-      </w:pPr>
-      <w:r>
-        <w:rPr>
-          <w:rFonts w:ascii="Times New Roman" w:hAnsi="Times New Roman"/>
-          <w:sz w:val="22"/>
-        </w:rPr>
-        <w:t>Should any heir tomy estate or devisee to this will contest this instrument in part or in</w:t>
-      </w:r>
-    </w:p>
-    <w:p>
-      <w:pPr>
-        <w:spacing w:after="40" w:line="240" w:lineRule="auto"/>
-      </w:pPr>
-      <w:r>
-        <w:rPr>
-          <w:rFonts w:ascii="Times New Roman" w:hAnsi="Times New Roman"/>
-          <w:sz w:val="22"/>
-        </w:rPr>
-        <w:t>whole,such heirordevisee shallnotreceive eitherreal orpersonal propertyfrom the assets of</w:t>
-      </w:r>
-    </w:p>
-    <w:p>
-      <w:pPr>
-        <w:spacing w:after="40" w:line="240" w:lineRule="auto"/>
-      </w:pPr>
-      <w:r>
-        <w:rPr>
-          <w:rFonts w:ascii="Times New Roman" w:hAnsi="Times New Roman"/>
-          <w:sz w:val="22"/>
-        </w:rPr>
-        <w:t>my estate.If anyheirs or devisees contests any portion ofthis will, any and all real or personal</w:t>
-      </w:r>
-    </w:p>
-    <w:p>
-      <w:pPr>
-        <w:spacing w:after="40" w:line="240" w:lineRule="auto"/>
-      </w:pPr>
-      <w:r>
-        <w:rPr>
-          <w:rFonts w:ascii="Times New Roman" w:hAnsi="Times New Roman"/>
-          <w:sz w:val="22"/>
-        </w:rPr>
-        <w:t>propertylefttotheheirordeviseeaseitheraspecificbequest,residuaryestate,orintestate</w:t>
-      </w:r>
-    </w:p>
-    <w:p>
-      <w:pPr>
-        <w:spacing w:after="40" w:line="240" w:lineRule="auto"/>
-      </w:pPr>
-      <w:r>
-        <w:rPr>
-          <w:rFonts w:ascii="Times New Roman" w:hAnsi="Times New Roman"/>
-          <w:sz w:val="22"/>
-        </w:rPr>
-        <w:t>succession,shall pass to their lineal issuesper stirpes.If the heirs or devisees contesting this will</w:t>
-      </w:r>
-    </w:p>
-    <w:p>
-      <w:pPr>
-        <w:spacing w:after="40" w:line="240" w:lineRule="auto"/>
-      </w:pPr>
-      <w:r>
-        <w:rPr>
-          <w:rFonts w:ascii="Times New Roman" w:hAnsi="Times New Roman"/>
-          <w:sz w:val="22"/>
-        </w:rPr>
-        <w:t>shall not havelinealissues at thetime of probate of thiswill,anyreal orpersonal propertywhich</w:t>
-      </w:r>
-    </w:p>
-    <w:p>
-      <w:pPr>
-        <w:spacing w:after="40" w:line="240" w:lineRule="auto"/>
-      </w:pPr>
-      <w:r>
-        <w:rPr>
-          <w:rFonts w:ascii="Times New Roman" w:hAnsi="Times New Roman"/>
-          <w:sz w:val="22"/>
-        </w:rPr>
-        <w:t>would havepassed to saidheirs or devisees shall be added to theresiduaryestate tobe</w:t>
-      </w:r>
-    </w:p>
-    <w:p>
-      <w:pPr>
-        <w:spacing w:after="40" w:line="240" w:lineRule="auto"/>
-      </w:pPr>
-      <w:r>
-        <w:rPr>
-          <w:rFonts w:ascii="Times New Roman" w:hAnsi="Times New Roman"/>
-          <w:sz w:val="22"/>
-        </w:rPr>
-        <w:t>distributedtotheremainingheirsperstirpes.</w:t>
-      </w:r>
-    </w:p>
-    <w:p/>
-    <w:p>
-      <w:pPr>
-        <w:spacing w:after="40" w:line="240" w:lineRule="auto"/>
-        <w:jc w:val="center"/>
-      </w:pPr>
-      <w:r>
-        <w:rPr>
-          <w:rFonts w:ascii="Times New Roman" w:hAnsi="Times New Roman"/>
-          <w:b/>
-          <w:sz w:val="22"/>
-        </w:rPr>
-        <w:t>ARTICLEVII</w:t>
-      </w:r>
-    </w:p>
-    <w:p>
-      <w:pPr>
-        <w:spacing w:after="40" w:line="240" w:lineRule="auto"/>
-        <w:jc w:val="center"/>
-      </w:pPr>
-      <w:r>
-        <w:rPr>
-          <w:rFonts w:ascii="Times New Roman" w:hAnsi="Times New Roman"/>
-          <w:b/>
-          <w:sz w:val="22"/>
-        </w:rPr>
-        <w:t>SOCIALMEDIACLAUSE</w:t>
-      </w:r>
-    </w:p>
-    <w:p/>
-    <w:p>
-      <w:pPr>
-        <w:spacing w:after="40" w:line="240" w:lineRule="auto"/>
-      </w:pPr>
-      <w:r>
-        <w:rPr>
-          <w:rFonts w:ascii="Times New Roman" w:hAnsi="Times New Roman"/>
-          <w:sz w:val="22"/>
-        </w:rPr>
-        <w:t>It ismydesirethatmyExecutor takecontrol of any and all of mysocial media accounts</w:t>
-      </w:r>
-    </w:p>
-    <w:p>
-      <w:pPr>
-        <w:spacing w:after="40" w:line="240" w:lineRule="auto"/>
-      </w:pPr>
-      <w:r>
-        <w:rPr>
-          <w:rFonts w:ascii="Times New Roman" w:hAnsi="Times New Roman"/>
-          <w:sz w:val="22"/>
-        </w:rPr>
-        <w:t>andadministerand/orterminatethem.</w:t>
-      </w:r>
-    </w:p>
-    <w:p/>
-    <w:p>
-      <w:pPr>
-        <w:spacing w:after="40" w:line="240" w:lineRule="auto"/>
-        <w:jc w:val="center"/>
-      </w:pPr>
-      <w:r>
-        <w:rPr>
-          <w:rFonts w:ascii="Times New Roman" w:hAnsi="Times New Roman"/>
-          <w:b/>
-          <w:sz w:val="22"/>
-        </w:rPr>
-        <w:t>ARTICLEVIII</w:t>
-      </w:r>
-    </w:p>
-    <w:p>
-      <w:pPr>
-        <w:spacing w:after="40" w:line="240" w:lineRule="auto"/>
-        <w:jc w:val="center"/>
-      </w:pPr>
-      <w:r>
-        <w:rPr>
-          <w:rFonts w:ascii="Times New Roman" w:hAnsi="Times New Roman"/>
-          <w:b/>
-          <w:sz w:val="22"/>
-        </w:rPr>
-        <w:t>DEFINITIONS</w:t>
-      </w:r>
-    </w:p>
-    <w:p/>
-    <w:p>
-      <w:pPr>
-        <w:spacing w:after="40" w:line="240" w:lineRule="auto"/>
-      </w:pPr>
-      <w:r>
-        <w:rPr>
-          <w:rFonts w:ascii="Times New Roman" w:hAnsi="Times New Roman"/>
-          <w:sz w:val="22"/>
-        </w:rPr>
-        <w:t>For purposes of this will,</w:t>
-      </w:r>
-    </w:p>
-    <w:p/>
-    <w:p>
-      <w:pPr>
-        <w:spacing w:after="40" w:line="240" w:lineRule="auto"/>
-      </w:pPr>
-      <w:r>
-        <w:rPr>
-          <w:rFonts w:ascii="Times New Roman" w:hAnsi="Times New Roman"/>
-          <w:sz w:val="22"/>
-        </w:rPr>
-        <w:t>"Executor."The term"Executor"or"Executors"includes any personal</w:t>
-      </w:r>
-    </w:p>
-    <w:p>
-      <w:pPr>
-        <w:spacing w:after="40" w:line="240" w:lineRule="auto"/>
-      </w:pPr>
-      <w:r>
-        <w:rPr>
-          <w:rFonts w:ascii="Times New Roman" w:hAnsi="Times New Roman"/>
-          <w:sz w:val="22"/>
-        </w:rPr>
-        <w:t>representative orrepresentativesof myestate actingunder thiswill suchas a successorExecutor</w:t>
-      </w:r>
-    </w:p>
-    <w:p>
-      <w:pPr>
-        <w:spacing w:after="40" w:line="240" w:lineRule="auto"/>
-      </w:pPr>
-      <w:r>
-        <w:rPr>
-          <w:rFonts w:ascii="Times New Roman" w:hAnsi="Times New Roman"/>
-          <w:sz w:val="22"/>
-        </w:rPr>
-        <w:t>orExecutors andanyAdministratorwith thewill annexed.It alsoincludes the term"Executrix"</w:t>
-      </w:r>
-    </w:p>
-    <w:p>
-      <w:pPr>
-        <w:spacing w:after="40" w:line="240" w:lineRule="auto"/>
-      </w:pPr>
-      <w:r>
-        <w:rPr>
-          <w:rFonts w:ascii="Times New Roman" w:hAnsi="Times New Roman"/>
-          <w:sz w:val="22"/>
-        </w:rPr>
-        <w:t>whenever the context requires it.</w:t>
-      </w:r>
-    </w:p>
-    <w:p/>
-    <w:p>
-      <w:pPr>
-        <w:spacing w:after="40" w:line="240" w:lineRule="auto"/>
-      </w:pPr>
-      <w:r>
-        <w:rPr>
-          <w:rFonts w:ascii="Times New Roman" w:hAnsi="Times New Roman"/>
-          <w:sz w:val="22"/>
-        </w:rPr>
-        <w:t>B."Death Taxes."The term"death taxes"means inheritance,estate, transfer and</w:t>
-      </w:r>
-    </w:p>
-    <w:p>
-      <w:pPr>
-        <w:spacing w:after="40" w:line="240" w:lineRule="auto"/>
-      </w:pPr>
-      <w:r>
-        <w:rPr>
-          <w:rFonts w:ascii="Times New Roman" w:hAnsi="Times New Roman"/>
-          <w:sz w:val="22"/>
-        </w:rPr>
-        <w:t>succession taxes,and any interest and penalties on these taxes,imposed byreason of my death</w:t>
-      </w:r>
-    </w:p>
-    <w:p>
-      <w:pPr>
-        <w:spacing w:after="40" w:line="240" w:lineRule="auto"/>
-      </w:pPr>
-      <w:r>
-        <w:rPr>
-          <w:rFonts w:ascii="Times New Roman" w:hAnsi="Times New Roman"/>
-          <w:sz w:val="22"/>
-        </w:rPr>
-        <w:t>by anyjurisdictionwithrespect topropertypassingunder or outside of theprovisions of thiswill</w:t>
-      </w:r>
-    </w:p>
-    <w:p>
-      <w:pPr>
-        <w:spacing w:after="40" w:line="240" w:lineRule="auto"/>
-      </w:pPr>
-      <w:r>
-        <w:rPr>
-          <w:rFonts w:ascii="Times New Roman" w:hAnsi="Times New Roman"/>
-          <w:sz w:val="22"/>
-        </w:rPr>
-        <w:t>or any codiciltoit whichisincludiblein myestate for the purposeof determining such tax,</w:t>
-      </w:r>
-    </w:p>
-    <w:p>
-      <w:pPr>
-        <w:spacing w:after="40" w:line="240" w:lineRule="auto"/>
-      </w:pPr>
-      <w:r>
-        <w:rPr>
-          <w:rFonts w:ascii="Times New Roman" w:hAnsi="Times New Roman"/>
-          <w:sz w:val="22"/>
-        </w:rPr>
-        <w:t>including,butnot lmitedto,anytaxonpropertyincludibleundersection036(relating</w:t>
-      </w:r>
-    </w:p>
-    <w:p>
-      <w:pPr>
-        <w:spacing w:after="40" w:line="240" w:lineRule="auto"/>
-      </w:pPr>
-      <w:r>
-        <w:rPr>
-          <w:rFonts w:ascii="Times New Roman" w:hAnsi="Times New Roman"/>
-          <w:sz w:val="22"/>
-        </w:rPr>
-        <w:t>transfers withretained life estate),section2041(relating topowers of appointment),section</w:t>
-      </w:r>
-    </w:p>
-    <w:p>
-      <w:pPr>
-        <w:spacing w:after="40" w:line="240" w:lineRule="auto"/>
-      </w:pPr>
-      <w:r>
-        <w:rPr>
-          <w:rFonts w:ascii="Times New Roman" w:hAnsi="Times New Roman"/>
-          <w:sz w:val="22"/>
-        </w:rPr>
-        <w:t>LastWillandTestamentofWesleyDaleBrowning</w:t>
-      </w:r>
-    </w:p>
-    <w:p>
-      <w:pPr>
-        <w:spacing w:after="40" w:line="240" w:lineRule="auto"/>
-      </w:pPr>
-      <w:r>
-        <w:rPr>
-          <w:rFonts w:ascii="Times New Roman" w:hAnsi="Times New Roman"/>
-          <w:sz w:val="22"/>
-        </w:rPr>
-        <w:t>Initials</w:t>
-      </w:r>
-    </w:p>
-    <w:p>
-      <w:pPr>
-        <w:spacing w:after="40"/>
-      </w:pPr>
-      <w:r>
-        <w:rPr>
-          <w:rFonts w:ascii="Times New Roman" w:hAnsi="Times New Roman"/>
-          <w:sz w:val="22"/>
-        </w:rPr>
-        <w:t>__________________________________________</w:t>
-      </w:r>
-    </w:p>
-    <w:p>
-      <w:pPr>
-        <w:spacing w:after="40" w:line="240" w:lineRule="auto"/>
-      </w:pPr>
-      <w:r>
-        <w:rPr>
-          <w:rFonts w:ascii="Times New Roman" w:hAnsi="Times New Roman"/>
-          <w:sz w:val="22"/>
-        </w:rPr>
-        <w:t>Page 3 of 5 Pages</w:t>
-      </w:r>
-    </w:p>
-    <w:p>
-      <w:r>
-        <w:br w:type="page"/>
-      </w:r>
-    </w:p>
-    <w:p>
-      <w:pPr>
-        <w:spacing w:after="40" w:line="240" w:lineRule="auto"/>
-      </w:pPr>
-      <w:r>
-        <w:rPr>
-          <w:rFonts w:ascii="Times New Roman" w:hAnsi="Times New Roman"/>
-          <w:sz w:val="22"/>
-        </w:rPr>
-        <w:t>2042(relating tolife insurance proceeds) or section2044(relating to qualified terminable</w:t>
-      </w:r>
-    </w:p>
-    <w:p>
-      <w:pPr>
-        <w:spacing w:after="40" w:line="240" w:lineRule="auto"/>
-      </w:pPr>
-      <w:r>
-        <w:rPr>
-          <w:rFonts w:ascii="Times New Roman" w:hAnsi="Times New Roman"/>
-          <w:sz w:val="22"/>
-        </w:rPr>
-        <w:t>interest property)of theInternalRevenue Code of1986,as amended,orany comparable</w:t>
-      </w:r>
-    </w:p>
-    <w:p>
-      <w:pPr>
-        <w:spacing w:after="40" w:line="240" w:lineRule="auto"/>
-      </w:pPr>
-      <w:r>
-        <w:rPr>
-          <w:rFonts w:ascii="Times New Roman" w:hAnsi="Times New Roman"/>
-          <w:sz w:val="22"/>
-        </w:rPr>
-        <w:t>provisionof state law,but excluding,however,any taximposed by section 2032A(c)(relating to</w:t>
-      </w:r>
-    </w:p>
-    <w:p>
-      <w:pPr>
-        <w:spacing w:after="40" w:line="240" w:lineRule="auto"/>
-      </w:pPr>
-      <w:r>
-        <w:rPr>
-          <w:rFonts w:ascii="Times New Roman" w:hAnsi="Times New Roman"/>
-          <w:sz w:val="22"/>
-        </w:rPr>
-        <w:t>qualified real property),section2057(f)(relating to qualified family-owned business interest),or</w:t>
-      </w:r>
-    </w:p>
-    <w:p>
-      <w:pPr>
-        <w:spacing w:after="40" w:line="240" w:lineRule="auto"/>
-      </w:pPr>
-      <w:r>
-        <w:rPr>
-          <w:rFonts w:ascii="Times New Roman" w:hAnsi="Times New Roman"/>
-          <w:sz w:val="22"/>
-        </w:rPr>
-        <w:t>Chapter13(relating to generation-skipping transfers) of the Code,or any comparable provision</w:t>
-      </w:r>
-    </w:p>
-    <w:p>
-      <w:pPr>
-        <w:spacing w:after="40" w:line="240" w:lineRule="auto"/>
-      </w:pPr>
-      <w:r>
-        <w:rPr>
-          <w:rFonts w:ascii="Times New Roman" w:hAnsi="Times New Roman"/>
-          <w:sz w:val="22"/>
-        </w:rPr>
-        <w:t>of statelaw.</w:t>
-      </w:r>
-    </w:p>
-    <w:p/>
-    <w:p>
-      <w:pPr>
-        <w:spacing w:after="40" w:line="240" w:lineRule="auto"/>
-        <w:jc w:val="center"/>
-      </w:pPr>
-      <w:r>
-        <w:rPr>
-          <w:rFonts w:ascii="Times New Roman" w:hAnsi="Times New Roman"/>
-          <w:b/>
-          <w:sz w:val="22"/>
-        </w:rPr>
-        <w:t>C.</w:t>
-      </w:r>
-    </w:p>
-    <w:p>
-      <w:pPr>
-        <w:spacing w:after="40" w:line="240" w:lineRule="auto"/>
-      </w:pPr>
-      <w:r>
-        <w:rPr>
-          <w:rFonts w:ascii="Times New Roman" w:hAnsi="Times New Roman"/>
-          <w:sz w:val="22"/>
-        </w:rPr>
-        <w:t>"Child.""Children"and"Issue."The terms"child"and"children"mean lawful</w:t>
-      </w:r>
-    </w:p>
-    <w:p>
-      <w:pPr>
-        <w:spacing w:after="40" w:line="240" w:lineRule="auto"/>
-      </w:pPr>
-      <w:r>
-        <w:rPr>
-          <w:rFonts w:ascii="Times New Roman" w:hAnsi="Times New Roman"/>
-          <w:sz w:val="22"/>
-        </w:rPr>
-        <w:t>lineal blood descendants in the first degree ofthe parent designated,and the term"issue"means</w:t>
-      </w:r>
-    </w:p>
-    <w:p>
-      <w:pPr>
-        <w:spacing w:after="40" w:line="240" w:lineRule="auto"/>
-      </w:pPr>
-      <w:r>
-        <w:rPr>
-          <w:rFonts w:ascii="Times New Roman" w:hAnsi="Times New Roman"/>
-          <w:sz w:val="22"/>
-        </w:rPr>
-        <w:t>lawfullineal blood descendantsin any degree of theancestordesignated,but such terms shall</w:t>
-      </w:r>
-    </w:p>
-    <w:p>
-      <w:pPr>
-        <w:spacing w:after="40" w:line="240" w:lineRule="auto"/>
-      </w:pPr>
-      <w:r>
-        <w:rPr>
-          <w:rFonts w:ascii="Times New Roman" w:hAnsi="Times New Roman"/>
-          <w:sz w:val="22"/>
-        </w:rPr>
-        <w:t>include any personlegally adopted prior to the time that personreachesthe age of eighteen(18)</w:t>
-      </w:r>
-    </w:p>
-    <w:p>
-      <w:pPr>
-        <w:spacing w:after="40" w:line="240" w:lineRule="auto"/>
-      </w:pPr>
-      <w:r>
-        <w:rPr>
-          <w:rFonts w:ascii="Times New Roman" w:hAnsi="Times New Roman"/>
-          <w:sz w:val="22"/>
-        </w:rPr>
-        <w:t>and thelawfullineal descendantsof anysuchperson,whetherofthebloodorbyadoptionprior</w:t>
-      </w:r>
-    </w:p>
-    <w:p>
-      <w:pPr>
-        <w:spacing w:after="40" w:line="240" w:lineRule="auto"/>
-      </w:pPr>
-      <w:r>
-        <w:rPr>
-          <w:rFonts w:ascii="Times New Roman" w:hAnsi="Times New Roman"/>
-          <w:sz w:val="22"/>
-        </w:rPr>
-        <w:t>to such age.At the time of execution of this document,I have seven children:OliviaAshley</w:t>
-      </w:r>
-    </w:p>
-    <w:p>
-      <w:pPr>
-        <w:spacing w:after="40" w:line="240" w:lineRule="auto"/>
-      </w:pPr>
-      <w:r>
-        <w:rPr>
-          <w:rFonts w:ascii="Times New Roman" w:hAnsi="Times New Roman"/>
-          <w:sz w:val="22"/>
-        </w:rPr>
-        <w:t>Morello;AndrewGrantBrowning;TrevorEvanBrowning;GabrielWilson Hollinger;Kendall</w:t>
-      </w:r>
-    </w:p>
-    <w:p>
-      <w:pPr>
-        <w:spacing w:after="40" w:line="240" w:lineRule="auto"/>
-      </w:pPr>
-      <w:r>
-        <w:rPr>
-          <w:rFonts w:ascii="Times New Roman" w:hAnsi="Times New Roman"/>
-          <w:sz w:val="22"/>
-        </w:rPr>
-        <w:t>Meredith Hyatt;WesleyDawnKane;andBrandonWesleyBrowning.</w:t>
-      </w:r>
-    </w:p>
-    <w:p>
-      <w:pPr>
-        <w:spacing w:after="40" w:line="240" w:lineRule="auto"/>
-        <w:jc w:val="center"/>
-      </w:pPr>
-      <w:r>
-        <w:rPr>
-          <w:rFonts w:ascii="Times New Roman" w:hAnsi="Times New Roman"/>
-          <w:b/>
-          <w:sz w:val="22"/>
-        </w:rPr>
-        <w:t>D.</w:t>
-      </w:r>
-    </w:p>
-    <w:p>
-      <w:pPr>
-        <w:spacing w:after="40" w:line="240" w:lineRule="auto"/>
-      </w:pPr>
-      <w:r>
-        <w:rPr>
-          <w:rFonts w:ascii="Times New Roman" w:hAnsi="Times New Roman"/>
-          <w:sz w:val="22"/>
-        </w:rPr>
-        <w:t>"Per Stirpes."Whenever a distributionis tobe made to,or a division into shares</w:t>
-      </w:r>
-    </w:p>
-    <w:p>
-      <w:pPr>
-        <w:spacing w:after="40" w:line="240" w:lineRule="auto"/>
-      </w:pPr>
-      <w:r>
-        <w:rPr>
-          <w:rFonts w:ascii="Times New Roman" w:hAnsi="Times New Roman"/>
-          <w:sz w:val="22"/>
-        </w:rPr>
-        <w:t>is tobemadefor,a designated ancestor'sissuewhoareliving at adesignated time,andsuch</w:t>
-      </w:r>
-    </w:p>
-    <w:p>
-      <w:pPr>
-        <w:spacing w:after="40" w:line="240" w:lineRule="auto"/>
-      </w:pPr>
-      <w:r>
-        <w:rPr>
-          <w:rFonts w:ascii="Times New Roman" w:hAnsi="Times New Roman"/>
-          <w:sz w:val="22"/>
-        </w:rPr>
-        <w:t>distribution ordivisionistobe made"perstirpes,"suchdistribution or division shall bemade by</w:t>
-      </w:r>
-    </w:p>
-    <w:p>
-      <w:pPr>
-        <w:spacing w:after="40" w:line="240" w:lineRule="auto"/>
-      </w:pPr>
-      <w:r>
-        <w:rPr>
-          <w:rFonts w:ascii="Times New Roman" w:hAnsi="Times New Roman"/>
-          <w:sz w:val="22"/>
-        </w:rPr>
-        <w:t>first determining thegeneration nearest tosuch ancestorwhichhas a person whorepresents that</w:t>
-      </w:r>
-    </w:p>
-    <w:p>
-      <w:pPr>
-        <w:spacing w:after="40" w:line="240" w:lineRule="auto"/>
-      </w:pPr>
-      <w:r>
-        <w:rPr>
-          <w:rFonts w:ascii="Times New Roman" w:hAnsi="Times New Roman"/>
-          <w:sz w:val="22"/>
-        </w:rPr>
-        <w:t>generation andwhois living at the designated time.The propertytobe distributed or divided</w:t>
-      </w:r>
-    </w:p>
-    <w:p>
-      <w:pPr>
-        <w:spacing w:after="40" w:line="240" w:lineRule="auto"/>
-      </w:pPr>
-      <w:r>
-        <w:rPr>
-          <w:rFonts w:ascii="Times New Roman" w:hAnsi="Times New Roman"/>
-          <w:sz w:val="22"/>
-        </w:rPr>
-        <w:t>shall be divided into as many equal shares as maybe necessary to allocate one share to each then</w:t>
-      </w:r>
-    </w:p>
-    <w:p>
-      <w:pPr>
-        <w:spacing w:after="40" w:line="240" w:lineRule="auto"/>
-      </w:pPr>
-      <w:r>
-        <w:rPr>
-          <w:rFonts w:ascii="Times New Roman" w:hAnsi="Times New Roman"/>
-          <w:sz w:val="22"/>
-        </w:rPr>
-        <w:t>livingpersonof thatgeneration and one share to eachdeceasedperson of thatgenerationwho</w:t>
-      </w:r>
-    </w:p>
-    <w:p>
-      <w:pPr>
-        <w:spacing w:after="40" w:line="240" w:lineRule="auto"/>
-      </w:pPr>
-      <w:r>
-        <w:rPr>
-          <w:rFonts w:ascii="Times New Roman" w:hAnsi="Times New Roman"/>
-          <w:sz w:val="22"/>
-        </w:rPr>
-        <w:t>leftissuewho are then living.Eachliving personof that generationwho hasnot effectively</w:t>
-      </w:r>
-    </w:p>
-    <w:p>
-      <w:pPr>
-        <w:spacing w:after="40" w:line="240" w:lineRule="auto"/>
-      </w:pPr>
-      <w:r>
-        <w:rPr>
-          <w:rFonts w:ascii="Times New Roman" w:hAnsi="Times New Roman"/>
-          <w:sz w:val="22"/>
-        </w:rPr>
-        <w:t>disclaimed hisshareforfederal taxpurposes shallreceive one share,and the share of each</w:t>
-      </w:r>
-    </w:p>
-    <w:p>
-      <w:pPr>
-        <w:spacing w:after="40" w:line="240" w:lineRule="auto"/>
-      </w:pPr>
-      <w:r>
-        <w:rPr>
-          <w:rFonts w:ascii="Times New Roman" w:hAnsi="Times New Roman"/>
-          <w:sz w:val="22"/>
-        </w:rPr>
-        <w:t>deceasedperson of thatgeneration and of eachlivingperson of thatgenerationwhohas</w:t>
-      </w:r>
-    </w:p>
-    <w:p>
-      <w:pPr>
-        <w:spacing w:after="40" w:line="240" w:lineRule="auto"/>
-      </w:pPr>
-      <w:r>
-        <w:rPr>
-          <w:rFonts w:ascii="Times New Roman" w:hAnsi="Times New Roman"/>
-          <w:sz w:val="22"/>
-        </w:rPr>
-        <w:t>effectivelydisclaimed his shareshall be divided amonghisthenlivingissue inthe samemanner.</w:t>
-      </w:r>
-    </w:p>
-    <w:p/>
-    <w:p>
-      <w:pPr>
-        <w:spacing w:after="40" w:line="240" w:lineRule="auto"/>
-      </w:pPr>
-      <w:r>
-        <w:rPr>
-          <w:rFonts w:ascii="Times New Roman" w:hAnsi="Times New Roman"/>
-          <w:sz w:val="22"/>
-        </w:rPr>
-        <w:t>"Social Media."The term"social Media"shall mean any Internet website or</w:t>
-      </w:r>
-    </w:p>
-    <w:p>
-      <w:pPr>
-        <w:spacing w:after="40" w:line="240" w:lineRule="auto"/>
-      </w:pPr>
-      <w:r>
-        <w:rPr>
-          <w:rFonts w:ascii="Times New Roman" w:hAnsi="Times New Roman"/>
-          <w:sz w:val="22"/>
-        </w:rPr>
-        <w:t>archivewith an account once ownedor controlledbyme andbearingmylikeness and/or</w:t>
-      </w:r>
-    </w:p>
-    <w:p>
-      <w:pPr>
-        <w:spacing w:after="40" w:line="240" w:lineRule="auto"/>
-      </w:pPr>
-      <w:r>
-        <w:rPr>
-          <w:rFonts w:ascii="Times New Roman" w:hAnsi="Times New Roman"/>
-          <w:sz w:val="22"/>
-        </w:rPr>
-        <w:t>personal information.</w:t>
-      </w:r>
-    </w:p>
-    <w:p/>
-    <w:p>
-      <w:pPr>
-        <w:spacing w:after="40" w:line="240" w:lineRule="auto"/>
-      </w:pPr>
-      <w:r>
-        <w:rPr>
-          <w:rFonts w:ascii="Times New Roman" w:hAnsi="Times New Roman"/>
-          <w:sz w:val="22"/>
-        </w:rPr>
-        <w:t>SignaturePagetoFollow</w:t>
-      </w:r>
-    </w:p>
-    <w:p>
-      <w:pPr>
-        <w:spacing w:after="40"/>
-      </w:pPr>
-      <w:r>
-        <w:rPr>
-          <w:rFonts w:ascii="Times New Roman" w:hAnsi="Times New Roman"/>
-          <w:sz w:val="22"/>
-        </w:rPr>
-        <w:t>__________________________________________</w:t>
-      </w:r>
-    </w:p>
-    <w:p/>
-    <w:p>
-      <w:pPr>
-        <w:spacing w:after="40" w:line="240" w:lineRule="auto"/>
-      </w:pPr>
-      <w:r>
-        <w:rPr>
-          <w:rFonts w:ascii="Times New Roman" w:hAnsi="Times New Roman"/>
-          <w:sz w:val="22"/>
-        </w:rPr>
-        <w:t>LastWill andTestamentofWesleyDaleBrowning</w:t>
-      </w:r>
-    </w:p>
-    <w:p/>
-    <w:p>
-      <w:pPr>
-        <w:spacing w:after="40" w:line="240" w:lineRule="auto"/>
-      </w:pPr>
-      <w:r>
-        <w:rPr>
-          <w:rFonts w:ascii="Times New Roman" w:hAnsi="Times New Roman"/>
-          <w:sz w:val="22"/>
-        </w:rPr>
-        <w:t>Page 4 of 5 Pages</w:t>
-      </w:r>
-    </w:p>
-    <w:p>
-      <w:r>
-        <w:br w:type="page"/>
-      </w:r>
-    </w:p>
-    <w:p>
-      <w:pPr>
-        <w:spacing w:after="40" w:line="240" w:lineRule="auto"/>
-      </w:pPr>
-      <w:r>
-        <w:rPr>
-          <w:rFonts w:ascii="Times New Roman" w:hAnsi="Times New Roman"/>
-          <w:sz w:val="22"/>
-        </w:rPr>
-        <w:t>I, Wesley Dale Browning,the testator, sign my name to this instrument this the Z day</w:t>
-      </w:r>
-    </w:p>
-    <w:p>
-      <w:pPr>
-        <w:spacing w:after="40" w:line="240" w:lineRule="auto"/>
-      </w:pPr>
-      <w:r>
-        <w:rPr>
-          <w:rFonts w:ascii="Times New Roman" w:hAnsi="Times New Roman"/>
-          <w:sz w:val="22"/>
-        </w:rPr>
-        <w:t>ofJune,2023,and being first duly sworn,doherebydeclare to the undersigned authoritythatI</w:t>
-      </w:r>
-    </w:p>
-    <w:p>
-      <w:pPr>
-        <w:spacing w:after="40"/>
-      </w:pPr>
-      <w:r>
-        <w:rPr>
-          <w:rFonts w:ascii="Times New Roman" w:hAnsi="Times New Roman"/>
-          <w:sz w:val="22"/>
-        </w:rPr>
-        <w:t>__________________________________________</w:t>
-      </w:r>
-    </w:p>
-    <w:p>
-      <w:pPr>
-        <w:spacing w:after="40" w:line="240" w:lineRule="auto"/>
-      </w:pPr>
-      <w:r>
-        <w:rPr>
-          <w:rFonts w:ascii="Times New Roman" w:hAnsi="Times New Roman"/>
-          <w:sz w:val="22"/>
-        </w:rPr>
-        <w:t>sign and executethisinstrument asmylast will and that I signit willingly(orwillingly direct</w:t>
-      </w:r>
-    </w:p>
-    <w:p>
-      <w:pPr>
-        <w:spacing w:after="40" w:line="240" w:lineRule="auto"/>
-      </w:pPr>
-      <w:r>
-        <w:rPr>
-          <w:rFonts w:ascii="Times New Roman" w:hAnsi="Times New Roman"/>
-          <w:sz w:val="22"/>
-        </w:rPr>
-        <w:t>another to sign it forme),that I execute it as myfree and voluntary act forthe purposes therein</w:t>
-      </w:r>
-    </w:p>
-    <w:p>
-      <w:pPr>
-        <w:spacing w:after="40" w:line="240" w:lineRule="auto"/>
-      </w:pPr>
-      <w:r>
-        <w:rPr>
-          <w:rFonts w:ascii="Times New Roman" w:hAnsi="Times New Roman"/>
-          <w:sz w:val="22"/>
-        </w:rPr>
-        <w:t>expressed,and thatIameighteenyearsofageorolder,ofsoundmind,andundernoconstraint</w:t>
-      </w:r>
-    </w:p>
-    <w:p>
-      <w:pPr>
-        <w:spacing w:after="40" w:line="240" w:lineRule="auto"/>
-      </w:pPr>
-      <w:r>
-        <w:rPr>
-          <w:rFonts w:ascii="Times New Roman" w:hAnsi="Times New Roman"/>
-          <w:sz w:val="22"/>
-        </w:rPr>
-        <w:t>or undue influence.</w:t>
-      </w:r>
-    </w:p>
-    <w:p/>
-    <w:p>
-      <w:pPr>
-        <w:spacing w:after="40" w:line="240" w:lineRule="auto"/>
-      </w:pPr>
-      <w:r>
-        <w:rPr>
-          <w:rFonts w:ascii="Times New Roman" w:hAnsi="Times New Roman"/>
-          <w:sz w:val="22"/>
-        </w:rPr>
-        <w:t>WesleyDaleBrowning</w:t>
-      </w:r>
-    </w:p>
-    <w:p/>
-    <w:p>
-      <w:pPr>
-        <w:spacing w:after="40" w:line="240" w:lineRule="auto"/>
-      </w:pPr>
-      <w:r>
-        <w:rPr>
-          <w:rFonts w:ascii="Times New Roman" w:hAnsi="Times New Roman"/>
-          <w:sz w:val="22"/>
-        </w:rPr>
-        <w:t>We,MarkC.McIntyre andBenjaminBurroughs-Murray,thewitnesses,sign our</w:t>
-      </w:r>
-    </w:p>
-    <w:p>
-      <w:pPr>
-        <w:spacing w:after="40"/>
-      </w:pPr>
-      <w:r>
-        <w:rPr>
-          <w:rFonts w:ascii="Times New Roman" w:hAnsi="Times New Roman"/>
-          <w:sz w:val="22"/>
-        </w:rPr>
-        <w:t>__________________________________________</w:t>
-      </w:r>
-    </w:p>
-    <w:p>
-      <w:pPr>
-        <w:spacing w:after="40" w:line="240" w:lineRule="auto"/>
-      </w:pPr>
-      <w:r>
-        <w:rPr>
-          <w:rFonts w:ascii="Times New Roman" w:hAnsi="Times New Roman"/>
-          <w:sz w:val="22"/>
-        </w:rPr>
-        <w:t>names to this instrument,being first duly sworn,and do hereby declare to the undersigned</w:t>
-      </w:r>
-    </w:p>
-    <w:p>
-      <w:pPr>
-        <w:spacing w:after="40"/>
-      </w:pPr>
-      <w:r>
-        <w:rPr>
-          <w:rFonts w:ascii="Times New Roman" w:hAnsi="Times New Roman"/>
-          <w:sz w:val="22"/>
-        </w:rPr>
-        <w:t>__________________________________________</w:t>
-      </w:r>
-    </w:p>
-    <w:p>
-      <w:pPr>
-        <w:spacing w:after="40" w:line="240" w:lineRule="auto"/>
-      </w:pPr>
-      <w:r>
-        <w:rPr>
-          <w:rFonts w:ascii="Times New Roman" w:hAnsi="Times New Roman"/>
-          <w:sz w:val="22"/>
-        </w:rPr>
-        <w:t>authority that the testator signs and executes this instrument as his last willin our presence and</w:t>
-      </w:r>
-    </w:p>
-    <w:p>
-      <w:pPr>
-        <w:spacing w:after="40" w:line="240" w:lineRule="auto"/>
-      </w:pPr>
-      <w:r>
-        <w:rPr>
-          <w:rFonts w:ascii="Times New Roman" w:hAnsi="Times New Roman"/>
-          <w:sz w:val="22"/>
-        </w:rPr>
-        <w:t>that he signsitwillingly(orwillingly directs another tosignitforher),andthat eachofus,at the</w:t>
-      </w:r>
-    </w:p>
-    <w:p>
-      <w:pPr>
-        <w:spacing w:after="40" w:line="240" w:lineRule="auto"/>
-      </w:pPr>
-      <w:r>
-        <w:rPr>
-          <w:rFonts w:ascii="Times New Roman" w:hAnsi="Times New Roman"/>
-          <w:sz w:val="22"/>
-        </w:rPr>
-        <w:t>requestofthetestator,andinthepresence and hearingofthetestator,andinthe presenceand</w:t>
-      </w:r>
-    </w:p>
-    <w:p>
-      <w:pPr>
-        <w:spacing w:after="40" w:line="240" w:lineRule="auto"/>
-      </w:pPr>
-      <w:r>
-        <w:rPr>
-          <w:rFonts w:ascii="Times New Roman" w:hAnsi="Times New Roman"/>
-          <w:sz w:val="22"/>
-        </w:rPr>
-        <w:t>hearing of each other,hereby signsthis lastwill as witness to the testator's signing,and to the</w:t>
-      </w:r>
-    </w:p>
-    <w:p>
-      <w:pPr>
-        <w:spacing w:after="40"/>
-      </w:pPr>
-      <w:r>
-        <w:rPr>
-          <w:rFonts w:ascii="Times New Roman" w:hAnsi="Times New Roman"/>
-          <w:sz w:val="22"/>
-        </w:rPr>
-        <w:t>__________________________________________</w:t>
-      </w:r>
-    </w:p>
-    <w:p>
-      <w:pPr>
-        <w:spacing w:after="40" w:line="240" w:lineRule="auto"/>
-      </w:pPr>
-      <w:r>
-        <w:rPr>
-          <w:rFonts w:ascii="Times New Roman" w:hAnsi="Times New Roman"/>
-          <w:sz w:val="22"/>
-        </w:rPr>
-        <w:t>bestofourknowledge thetestatoris eighteenyears ofage orolder,of soundmind,and underno</w:t>
-      </w:r>
-    </w:p>
-    <w:p>
-      <w:pPr>
-        <w:spacing w:after="40" w:line="240" w:lineRule="auto"/>
-      </w:pPr>
-      <w:r>
-        <w:rPr>
-          <w:rFonts w:ascii="Times New Roman" w:hAnsi="Times New Roman"/>
-          <w:sz w:val="22"/>
-        </w:rPr>
-        <w:t>constraint or undue influence.</w:t>
-      </w:r>
-    </w:p>
-    <w:p/>
-    <w:p>
-      <w:pPr>
-        <w:spacing w:after="40" w:line="240" w:lineRule="auto"/>
-      </w:pPr>
-      <w:r>
-        <w:rPr>
-          <w:rFonts w:ascii="Times New Roman" w:hAnsi="Times New Roman"/>
-          <w:sz w:val="22"/>
-        </w:rPr>
-        <w:t>WakeCounty,NorthCarolina.</w:t>
-      </w:r>
-    </w:p>
-    <w:p/>
-    <w:p>
-      <w:pPr>
-        <w:spacing w:after="40" w:line="240" w:lineRule="auto"/>
-      </w:pPr>
-      <w:r>
-        <w:rPr>
-          <w:rFonts w:ascii="Times New Roman" w:hAnsi="Times New Roman"/>
-          <w:sz w:val="22"/>
-        </w:rPr>
-        <w:t>Wake County,North Carolina.</w:t>
-      </w:r>
-    </w:p>
-    <w:p/>
-    <w:p>
-      <w:pPr>
-        <w:spacing w:after="40" w:line="240" w:lineRule="auto"/>
-        <w:jc w:val="center"/>
-      </w:pPr>
-      <w:r>
-        <w:rPr>
-          <w:rFonts w:ascii="Times New Roman" w:hAnsi="Times New Roman"/>
-          <w:b/>
-          <w:sz w:val="22"/>
-        </w:rPr>
-        <w:t>STATEOFNORTHCAROLINA</w:t>
-      </w:r>
-    </w:p>
-    <w:p/>
-    <w:p>
-      <w:pPr>
-        <w:spacing w:after="40" w:line="240" w:lineRule="auto"/>
-        <w:jc w:val="center"/>
-      </w:pPr>
-      <w:r>
-        <w:rPr>
-          <w:rFonts w:ascii="Times New Roman" w:hAnsi="Times New Roman"/>
-          <w:b/>
-          <w:sz w:val="22"/>
-        </w:rPr>
-        <w:t>COUNTYOFWAKE</w:t>
-      </w:r>
-    </w:p>
-    <w:p/>
-    <w:p>
-      <w:pPr>
-        <w:spacing w:after="40" w:line="240" w:lineRule="auto"/>
-      </w:pPr>
-      <w:r>
-        <w:rPr>
-          <w:rFonts w:ascii="Times New Roman" w:hAnsi="Times New Roman"/>
-          <w:sz w:val="22"/>
-        </w:rPr>
-        <w:t>Subscribed,sworntoandacknowledgedbeforemebyWesleyDaleBrowning,the</w:t>
-      </w:r>
-    </w:p>
-    <w:p>
-      <w:pPr>
-        <w:spacing w:after="40"/>
-      </w:pPr>
-      <w:r>
-        <w:rPr>
-          <w:rFonts w:ascii="Times New Roman" w:hAnsi="Times New Roman"/>
-          <w:sz w:val="22"/>
-        </w:rPr>
-        <w:t>__________________________________________</w:t>
-      </w:r>
-    </w:p>
-    <w:p>
-      <w:pPr>
-        <w:spacing w:after="40" w:line="240" w:lineRule="auto"/>
-      </w:pPr>
-      <w:r>
-        <w:rPr>
-          <w:rFonts w:ascii="Times New Roman" w:hAnsi="Times New Roman"/>
-          <w:sz w:val="22"/>
-        </w:rPr>
-        <w:t>testator,and subscribed and sworn tobeforeme byMark C.McIntyre andBenjamin</w:t>
-      </w:r>
-    </w:p>
-    <w:p>
-      <w:pPr>
-        <w:spacing w:after="40"/>
-      </w:pPr>
-      <w:r>
-        <w:rPr>
-          <w:rFonts w:ascii="Times New Roman" w:hAnsi="Times New Roman"/>
-          <w:sz w:val="22"/>
-        </w:rPr>
-        <w:t>__________________________________________</w:t>
-      </w:r>
-    </w:p>
-    <w:p>
-      <w:pPr>
-        <w:spacing w:after="40" w:line="240" w:lineRule="auto"/>
-      </w:pPr>
-      <w:r>
-        <w:rPr>
-          <w:rFonts w:ascii="Times New Roman" w:hAnsi="Times New Roman"/>
-          <w:sz w:val="22"/>
-        </w:rPr>
-        <w:t>Burroughs-Murray,witnesses, this the Zi_day of June,2023.</w:t>
-      </w:r>
-    </w:p>
-    <w:p>
-      <w:pPr>
-        <w:spacing w:after="40"/>
-      </w:pPr>
-      <w:r>
-        <w:rPr>
-          <w:rFonts w:ascii="Times New Roman" w:hAnsi="Times New Roman"/>
-          <w:sz w:val="22"/>
-        </w:rPr>
-        <w:t>__________________________________________</w:t>
-      </w:r>
-    </w:p>
-    <w:p/>
-    <w:p>
-      <w:pPr>
-        <w:spacing w:after="40" w:line="240" w:lineRule="auto"/>
-        <w:jc w:val="center"/>
-      </w:pPr>
-      <w:r>
-        <w:rPr>
-          <w:rFonts w:ascii="Times New Roman" w:hAnsi="Times New Roman"/>
-          <w:b/>
-          <w:sz w:val="22"/>
-        </w:rPr>
-        <w:t>SIGNED</w:t>
-      </w:r>
-    </w:p>
-    <w:p>
-      <w:pPr>
-        <w:spacing w:after="40"/>
-      </w:pPr>
-      <w:r>
-        <w:rPr>
-          <w:rFonts w:ascii="Times New Roman" w:hAnsi="Times New Roman"/>
-          <w:sz w:val="22"/>
-        </w:rPr>
-        <w:t>__________________________________________</w:t>
-      </w:r>
-    </w:p>
-    <w:p>
-      <w:pPr>
-        <w:spacing w:after="40" w:line="240" w:lineRule="auto"/>
-      </w:pPr>
-      <w:r>
-        <w:rPr>
-          <w:rFonts w:ascii="Times New Roman" w:hAnsi="Times New Roman"/>
-          <w:sz w:val="22"/>
-        </w:rPr>
-        <w:t>NotaryPublic</w:t>
-      </w:r>
-    </w:p>
-    <w:p>
-      <w:pPr>
-        <w:spacing w:after="40" w:line="240" w:lineRule="auto"/>
-      </w:pPr>
-      <w:r>
-        <w:rPr>
-          <w:rFonts w:ascii="Times New Roman" w:hAnsi="Times New Roman"/>
-          <w:sz w:val="22"/>
-        </w:rPr>
-        <w:t>SignatureofA/JustinEldreth,NotaryPublic</w:t>
-      </w:r>
-    </w:p>
-    <w:p>
-      <w:pPr>
-        <w:spacing w:after="40"/>
-      </w:pPr>
-      <w:r>
-        <w:rPr>
-          <w:rFonts w:ascii="Times New Roman" w:hAnsi="Times New Roman"/>
-          <w:sz w:val="22"/>
-        </w:rPr>
-        <w:t>__________________________________________</w:t>
-      </w:r>
-    </w:p>
-    <w:p>
-      <w:pPr>
-        <w:spacing w:after="40" w:line="240" w:lineRule="auto"/>
-      </w:pPr>
-      <w:r>
-        <w:rPr>
-          <w:rFonts w:ascii="Times New Roman" w:hAnsi="Times New Roman"/>
-          <w:sz w:val="22"/>
-        </w:rPr>
-        <w:t>Wake</w:t>
-      </w:r>
-    </w:p>
-    <w:p>
-      <w:pPr>
-        <w:spacing w:after="40" w:line="240" w:lineRule="auto"/>
-      </w:pPr>
-      <w:r>
-        <w:rPr>
-          <w:rFonts w:ascii="Times New Roman" w:hAnsi="Times New Roman"/>
-          <w:sz w:val="22"/>
-        </w:rPr>
-        <w:t>County</w:t>
-      </w:r>
-    </w:p>
-    <w:p>
-      <w:pPr>
-        <w:spacing w:after="40" w:line="240" w:lineRule="auto"/>
-      </w:pPr>
-      <w:r>
-        <w:rPr>
-          <w:rFonts w:ascii="Times New Roman" w:hAnsi="Times New Roman"/>
-          <w:sz w:val="22"/>
-        </w:rPr>
-        <w:t>MyCommissionExpires:September03,2027</w:t>
-      </w:r>
-    </w:p>
-    <w:p>
-      <w:pPr>
-        <w:spacing w:after="40" w:line="240" w:lineRule="auto"/>
-      </w:pPr>
-      <w:r>
-        <w:rPr>
-          <w:rFonts w:ascii="Times New Roman" w:hAnsi="Times New Roman"/>
-          <w:sz w:val="22"/>
-        </w:rPr>
-        <w:t>MyComm.Exp.</w:t>
-      </w:r>
-    </w:p>
-    <w:p>
-      <w:pPr>
-        <w:spacing w:after="40" w:line="240" w:lineRule="auto"/>
-      </w:pPr>
-      <w:r>
-        <w:rPr>
-          <w:rFonts w:ascii="Times New Roman" w:hAnsi="Times New Roman"/>
-          <w:sz w:val="22"/>
-        </w:rPr>
-        <w:t>09-03-2027</w:t>
-      </w:r>
-    </w:p>
-    <w:p/>
-    <w:p>
-      <w:pPr>
-        <w:spacing w:after="40" w:line="240" w:lineRule="auto"/>
-      </w:pPr>
-      <w:r>
-        <w:rPr>
-          <w:rFonts w:ascii="Times New Roman" w:hAnsi="Times New Roman"/>
-          <w:sz w:val="22"/>
-        </w:rPr>
-        <w:t>LastWill andTestamentofWesleyDaleBrowning</w:t>
-      </w:r>
-    </w:p>
-    <w:p/>
-    <w:p>
-      <w:pPr>
-        <w:spacing w:after="40" w:line="240" w:lineRule="auto"/>
-      </w:pPr>
-      <w:r>
-        <w:rPr>
-          <w:rFonts w:ascii="Times New Roman" w:hAnsi="Times New Roman"/>
-          <w:sz w:val="22"/>
-        </w:rPr>
-        <w:t>Page5 of5Pages</w:t>
+        <w:drawing>
+          <wp:inline xmlns:a="http://schemas.openxmlformats.org/drawingml/2006/main" xmlns:pic="http://schemas.openxmlformats.org/drawingml/2006/picture">
+            <wp:extent cx="7315200" cy="9434333"/>
+            <wp:docPr id="5" name="Picture 5"/>
+            <wp:cNvGraphicFramePr>
+              <a:graphicFrameLocks noChangeAspect="1"/>
+            </wp:cNvGraphicFramePr>
+            <a:graphic>
+              <a:graphicData uri="http://schemas.openxmlformats.org/drawingml/2006/picture">
+                <pic:pic>
+                  <pic:nvPicPr>
+                    <pic:cNvPr id="0" name="image.png"/>
+                    <pic:cNvPicPr/>
+                  </pic:nvPicPr>
+                  <pic:blipFill>
+                    <a:blip r:embed="rId13"/>
+                    <a:stretch>
+                      <a:fillRect/>
+                    </a:stretch>
+                  </pic:blipFill>
+                  <pic:spPr>
+                    <a:xfrm>
+                      <a:off x="0" y="0"/>
+                      <a:ext cx="7315200" cy="9434333"/>
+                    </a:xfrm>
+                    <a:prstGeom prst="rect"/>
+                  </pic:spPr>
+                </pic:pic>
+              </a:graphicData>
+            </a:graphic>
+          </wp:inline>
+        </w:drawing>
       </w:r>
     </w:p>
     <w:sectPr>
       <w:pgSz w:w="12240" w:h="15840"/>
-      <w:pgMar w:top="1152" w:right="1296" w:bottom="1152" w:left="1296" w:header="720" w:footer="720" w:gutter="0"/>
+      <w:pgMar w:top="360" w:right="360" w:bottom="360" w:left="360" w:header="720" w:footer="720" w:gutter="0"/>
       <w:cols w:space="720"/>
       <w:docGrid w:linePitch="360"/>
     </w:sectPr>
@@ -2670,10 +610,6 @@
     <w:name w:val="Normal"/>
     <w:qFormat/>
     <w:rsid w:val="00FC693F"/>
-    <w:rPr>
-      <w:rFonts w:ascii="Times New Roman" w:hAnsi="Times New Roman"/>
-      <w:sz w:val="22"/>
-    </w:rPr>
   </w:style>
   <w:style w:type="paragraph" w:styleId="Header">
     <w:name w:val="header"/>
